--- a/Gabriel/Java Vue/GABRIEL POPA.docx
+++ b/Gabriel/Java Vue/GABRIEL POPA.docx
@@ -86,18 +86,7 @@
           <w:color w:val="4472C4" w:themeColor="accent5"/>
           <w:szCs w:val="36"/>
         </w:rPr>
-        <w:t>V</w:t>
-      </w:r>
-      <w:bookmarkStart w:id="0" w:name="_GoBack"/>
-      <w:bookmarkEnd w:id="0"/>
-      <w:r>
-        <w:rPr>
-          <w:b/>
-          <w:bCs/>
-          <w:color w:val="4472C4" w:themeColor="accent5"/>
-          <w:szCs w:val="36"/>
-        </w:rPr>
-        <w:t>ue</w:t>
+        <w:t>Vue</w:t>
       </w:r>
       <w:proofErr w:type="spellEnd"/>
       <w:r>
@@ -185,61 +174,10 @@
           <w:sz w:val="20"/>
           <w:szCs w:val="28"/>
         </w:rPr>
-        <w:t>, Romania</w:t>
-      </w:r>
-      <w:r>
-        <w:rPr>
-          <w:rStyle w:val="NormalWebChar"/>
-          <w:rFonts w:asciiTheme="majorBidi" w:hAnsiTheme="majorBidi" w:cstheme="majorBidi"/>
-          <w:bCs/>
-          <w:color w:val="000000" w:themeColor="text1"/>
-          <w:sz w:val="20"/>
-          <w:szCs w:val="28"/>
-        </w:rPr>
-        <w:t xml:space="preserve"> | </w:t>
-      </w:r>
-      <w:r>
-        <w:rPr>
-          <w:rStyle w:val="NormalWebChar"/>
-          <w:rFonts w:asciiTheme="majorBidi" w:hAnsiTheme="majorBidi" w:cstheme="majorBidi"/>
-          <w:bCs/>
-          <w:color w:val="000000" w:themeColor="text1"/>
-          <w:sz w:val="20"/>
-          <w:szCs w:val="28"/>
-        </w:rPr>
-        <w:t xml:space="preserve">+40 764309991 | </w:t>
-      </w:r>
-      <w:r>
-        <w:rPr>
-          <w:rFonts w:asciiTheme="majorBidi" w:eastAsia="Times New Roman" w:hAnsiTheme="majorBidi" w:cstheme="majorBidi"/>
-          <w:bCs/>
-          <w:color w:val="000000" w:themeColor="text1"/>
-          <w:szCs w:val="27"/>
-          <w:lang w:eastAsia="en-US"/>
-        </w:rPr>
-        <w:t>popagabriel0523@outlook.com</w:t>
-      </w:r>
-      <w:r>
-        <w:rPr>
-          <w:rFonts w:asciiTheme="majorBidi" w:eastAsia="Times New Roman" w:hAnsiTheme="majorBidi" w:cstheme="majorBidi"/>
-          <w:bCs/>
-          <w:color w:val="000000" w:themeColor="text1"/>
-          <w:szCs w:val="27"/>
-          <w:lang w:eastAsia="en-US"/>
-        </w:rPr>
-        <w:t xml:space="preserve"> | </w:t>
-      </w:r>
-      <w:r>
-        <w:rPr>
-          <w:rStyle w:val="NormalWebChar"/>
-          <w:rFonts w:asciiTheme="majorBidi" w:hAnsiTheme="majorBidi" w:cstheme="majorBidi"/>
-          <w:bCs/>
-          <w:color w:val="000000" w:themeColor="text1"/>
-          <w:sz w:val="20"/>
-          <w:szCs w:val="27"/>
-        </w:rPr>
-        <w:t>https://www.linkedin.com/in/gabriel-popa-89ba643a4/</w:t>
-      </w:r>
+        <w:t>, Romania | +40 764309991 | gabrielpdev@outlook.com | https://www.linkedin.com/in/gabriel-popa-12890b414/</w:t>
+      </w:r>
+      <w:bookmarkStart w:id="0" w:name="_GoBack"/>
+      <w:bookmarkEnd w:id="0"/>
     </w:p>
     <w:p>
       <w:pPr>
@@ -486,7 +424,6 @@
         </w:rPr>
         <w:t xml:space="preserve">, </w:t>
       </w:r>
-      <w:proofErr w:type="spellStart"/>
       <w:r>
         <w:rPr>
           <w:rStyle w:val="Strong"/>
@@ -495,7 +432,6 @@
         </w:rPr>
         <w:t>PostgreSQL</w:t>
       </w:r>
-      <w:proofErr w:type="spellEnd"/>
       <w:r>
         <w:rPr>
           <w:rFonts w:ascii="Times New Roman" w:hAnsi="Times New Roman" w:cs="Times New Roman"/>
@@ -567,7 +503,6 @@
         </w:rPr>
         <w:t xml:space="preserve">, </w:t>
       </w:r>
-      <w:proofErr w:type="spellStart"/>
       <w:r>
         <w:rPr>
           <w:rStyle w:val="Strong"/>
@@ -576,7 +511,6 @@
         </w:rPr>
         <w:t>Docker</w:t>
       </w:r>
-      <w:proofErr w:type="spellEnd"/>
       <w:r>
         <w:rPr>
           <w:rFonts w:ascii="Times New Roman" w:hAnsi="Times New Roman" w:cs="Times New Roman"/>
@@ -1109,7 +1043,6 @@
         </w:rPr>
         <w:t xml:space="preserve"> </w:t>
       </w:r>
-      <w:proofErr w:type="spellStart"/>
       <w:r>
         <w:rPr>
           <w:rFonts w:ascii="Times New Roman" w:eastAsia="Times New Roman" w:hAnsi="Times New Roman" w:cs="Times New Roman"/>
@@ -1121,7 +1054,6 @@
         </w:rPr>
         <w:t>PostgreSQL</w:t>
       </w:r>
-      <w:proofErr w:type="spellEnd"/>
       <w:r>
         <w:rPr>
           <w:rFonts w:ascii="Times New Roman" w:eastAsia="Times New Roman" w:hAnsi="Times New Roman" w:cs="Times New Roman"/>
@@ -1241,72 +1173,86 @@
           <w:szCs w:val="24"/>
           <w:lang w:eastAsia="en-US"/>
         </w:rPr>
-        <w:t xml:space="preserve">Cloud &amp; </w:t>
+        <w:t>Cloud &amp; DevOps:</w:t>
+      </w:r>
+      <w:r>
+        <w:rPr>
+          <w:rFonts w:ascii="Times New Roman" w:eastAsia="Times New Roman" w:hAnsi="Times New Roman" w:cs="Times New Roman"/>
+          <w:sz w:val="22"/>
+          <w:szCs w:val="24"/>
+          <w:lang w:eastAsia="en-US"/>
+        </w:rPr>
+        <w:t xml:space="preserve"> </w:t>
+      </w:r>
+      <w:r>
+        <w:rPr>
+          <w:rFonts w:ascii="Times New Roman" w:eastAsia="Times New Roman" w:hAnsi="Times New Roman" w:cs="Times New Roman"/>
+          <w:b/>
+          <w:bCs/>
+          <w:sz w:val="22"/>
+          <w:szCs w:val="24"/>
+          <w:lang w:eastAsia="en-US"/>
+        </w:rPr>
+        <w:t>AWS</w:t>
+      </w:r>
+      <w:r>
+        <w:rPr>
+          <w:rFonts w:ascii="Times New Roman" w:eastAsia="Times New Roman" w:hAnsi="Times New Roman" w:cs="Times New Roman"/>
+          <w:sz w:val="22"/>
+          <w:szCs w:val="24"/>
+          <w:lang w:eastAsia="en-US"/>
+        </w:rPr>
+        <w:t xml:space="preserve">, </w:t>
+      </w:r>
+      <w:r>
+        <w:rPr>
+          <w:rFonts w:ascii="Times New Roman" w:eastAsia="Times New Roman" w:hAnsi="Times New Roman" w:cs="Times New Roman"/>
+          <w:b/>
+          <w:bCs/>
+          <w:sz w:val="22"/>
+          <w:szCs w:val="24"/>
+          <w:lang w:eastAsia="en-US"/>
+        </w:rPr>
+        <w:t>Docker</w:t>
+      </w:r>
+      <w:r>
+        <w:rPr>
+          <w:rFonts w:ascii="Times New Roman" w:eastAsia="Times New Roman" w:hAnsi="Times New Roman" w:cs="Times New Roman"/>
+          <w:sz w:val="22"/>
+          <w:szCs w:val="24"/>
+          <w:lang w:eastAsia="en-US"/>
+        </w:rPr>
+        <w:t xml:space="preserve">, </w:t>
       </w:r>
       <w:proofErr w:type="spellStart"/>
       <w:r>
         <w:rPr>
           <w:rFonts w:ascii="Times New Roman" w:eastAsia="Times New Roman" w:hAnsi="Times New Roman" w:cs="Times New Roman"/>
-          <w:b/>
-          <w:bCs/>
-          <w:sz w:val="22"/>
-          <w:szCs w:val="24"/>
-          <w:lang w:eastAsia="en-US"/>
-        </w:rPr>
-        <w:t>DevOps</w:t>
+          <w:sz w:val="22"/>
+          <w:szCs w:val="24"/>
+          <w:lang w:eastAsia="en-US"/>
+        </w:rPr>
+        <w:t>Git</w:t>
       </w:r>
       <w:proofErr w:type="spellEnd"/>
       <w:r>
         <w:rPr>
           <w:rFonts w:ascii="Times New Roman" w:eastAsia="Times New Roman" w:hAnsi="Times New Roman" w:cs="Times New Roman"/>
-          <w:b/>
-          <w:bCs/>
-          <w:sz w:val="22"/>
-          <w:szCs w:val="24"/>
-          <w:lang w:eastAsia="en-US"/>
-        </w:rPr>
-        <w:t>:</w:t>
-      </w:r>
-      <w:r>
-        <w:rPr>
-          <w:rFonts w:ascii="Times New Roman" w:eastAsia="Times New Roman" w:hAnsi="Times New Roman" w:cs="Times New Roman"/>
-          <w:sz w:val="22"/>
-          <w:szCs w:val="24"/>
-          <w:lang w:eastAsia="en-US"/>
-        </w:rPr>
-        <w:t xml:space="preserve"> </w:t>
-      </w:r>
-      <w:r>
-        <w:rPr>
-          <w:rFonts w:ascii="Times New Roman" w:eastAsia="Times New Roman" w:hAnsi="Times New Roman" w:cs="Times New Roman"/>
-          <w:b/>
-          <w:bCs/>
-          <w:sz w:val="22"/>
-          <w:szCs w:val="24"/>
-          <w:lang w:eastAsia="en-US"/>
-        </w:rPr>
-        <w:t>AWS</w:t>
-      </w:r>
-      <w:r>
-        <w:rPr>
-          <w:rFonts w:ascii="Times New Roman" w:eastAsia="Times New Roman" w:hAnsi="Times New Roman" w:cs="Times New Roman"/>
-          <w:sz w:val="22"/>
-          <w:szCs w:val="24"/>
-          <w:lang w:eastAsia="en-US"/>
-        </w:rPr>
-        <w:t xml:space="preserve">, </w:t>
+          <w:sz w:val="22"/>
+          <w:szCs w:val="24"/>
+          <w:lang w:eastAsia="en-US"/>
+        </w:rPr>
+        <w:t xml:space="preserve">, GitHub, </w:t>
       </w:r>
       <w:proofErr w:type="spellStart"/>
       <w:r>
         <w:rPr>
           <w:rFonts w:ascii="Times New Roman" w:eastAsia="Times New Roman" w:hAnsi="Times New Roman" w:cs="Times New Roman"/>
-          <w:b/>
-          <w:bCs/>
-          <w:sz w:val="22"/>
-          <w:szCs w:val="24"/>
-          <w:lang w:eastAsia="en-US"/>
-        </w:rPr>
-        <w:t>Docker</w:t>
+          <w:sz w:val="22"/>
+          <w:szCs w:val="24"/>
+          <w:lang w:eastAsia="en-US"/>
+        </w:rPr>
+        <w:t>GitLab</w:t>
       </w:r>
       <w:proofErr w:type="spellEnd"/>
       <w:r>
@@ -1316,87 +1262,7 @@
           <w:szCs w:val="24"/>
           <w:lang w:eastAsia="en-US"/>
         </w:rPr>
-        <w:t xml:space="preserve">, </w:t>
-      </w:r>
-      <w:proofErr w:type="spellStart"/>
-      <w:r>
-        <w:rPr>
-          <w:rFonts w:ascii="Times New Roman" w:eastAsia="Times New Roman" w:hAnsi="Times New Roman" w:cs="Times New Roman"/>
-          <w:sz w:val="22"/>
-          <w:szCs w:val="24"/>
-          <w:lang w:eastAsia="en-US"/>
-        </w:rPr>
-        <w:t>Git</w:t>
-      </w:r>
-      <w:proofErr w:type="spellEnd"/>
-      <w:r>
-        <w:rPr>
-          <w:rFonts w:ascii="Times New Roman" w:eastAsia="Times New Roman" w:hAnsi="Times New Roman" w:cs="Times New Roman"/>
-          <w:sz w:val="22"/>
-          <w:szCs w:val="24"/>
-          <w:lang w:eastAsia="en-US"/>
-        </w:rPr>
-        <w:t xml:space="preserve">, </w:t>
-      </w:r>
-      <w:proofErr w:type="spellStart"/>
-      <w:r>
-        <w:rPr>
-          <w:rFonts w:ascii="Times New Roman" w:eastAsia="Times New Roman" w:hAnsi="Times New Roman" w:cs="Times New Roman"/>
-          <w:sz w:val="22"/>
-          <w:szCs w:val="24"/>
-          <w:lang w:eastAsia="en-US"/>
-        </w:rPr>
-        <w:t>GitHub</w:t>
-      </w:r>
-      <w:proofErr w:type="spellEnd"/>
-      <w:r>
-        <w:rPr>
-          <w:rFonts w:ascii="Times New Roman" w:eastAsia="Times New Roman" w:hAnsi="Times New Roman" w:cs="Times New Roman"/>
-          <w:sz w:val="22"/>
-          <w:szCs w:val="24"/>
-          <w:lang w:eastAsia="en-US"/>
-        </w:rPr>
-        <w:t xml:space="preserve">, </w:t>
-      </w:r>
-      <w:proofErr w:type="spellStart"/>
-      <w:r>
-        <w:rPr>
-          <w:rFonts w:ascii="Times New Roman" w:eastAsia="Times New Roman" w:hAnsi="Times New Roman" w:cs="Times New Roman"/>
-          <w:sz w:val="22"/>
-          <w:szCs w:val="24"/>
-          <w:lang w:eastAsia="en-US"/>
-        </w:rPr>
-        <w:t>GitLab</w:t>
-      </w:r>
-      <w:proofErr w:type="spellEnd"/>
-      <w:r>
-        <w:rPr>
-          <w:rFonts w:ascii="Times New Roman" w:eastAsia="Times New Roman" w:hAnsi="Times New Roman" w:cs="Times New Roman"/>
-          <w:sz w:val="22"/>
-          <w:szCs w:val="24"/>
-          <w:lang w:eastAsia="en-US"/>
-        </w:rPr>
-        <w:t xml:space="preserve"> CI/CD, Jenkins, Linux, </w:t>
-      </w:r>
-      <w:proofErr w:type="spellStart"/>
-      <w:r>
-        <w:rPr>
-          <w:rFonts w:ascii="Times New Roman" w:eastAsia="Times New Roman" w:hAnsi="Times New Roman" w:cs="Times New Roman"/>
-          <w:sz w:val="22"/>
-          <w:szCs w:val="24"/>
-          <w:lang w:eastAsia="en-US"/>
-        </w:rPr>
-        <w:t>Nginx</w:t>
-      </w:r>
-      <w:proofErr w:type="spellEnd"/>
-      <w:r>
-        <w:rPr>
-          <w:rFonts w:ascii="Times New Roman" w:eastAsia="Times New Roman" w:hAnsi="Times New Roman" w:cs="Times New Roman"/>
-          <w:sz w:val="22"/>
-          <w:szCs w:val="24"/>
-          <w:lang w:eastAsia="en-US"/>
-        </w:rPr>
-        <w:t>, Apache, deployment support, build pipelines, release verification, environment setup, log monitoring</w:t>
+        <w:t xml:space="preserve"> CI/CD, Jenkins, Linux, Nginx, Apache, deployment support, build pipelines, release verification, environment setup, log monitoring</w:t>
       </w:r>
     </w:p>
     <w:p>
@@ -1415,29 +1281,16 @@
           <w:lang w:eastAsia="en-US"/>
         </w:rPr>
       </w:pPr>
-      <w:proofErr w:type="spellStart"/>
-      <w:r>
-        <w:rPr>
-          <w:rFonts w:ascii="Times New Roman" w:eastAsia="Times New Roman" w:hAnsi="Times New Roman" w:cs="Times New Roman"/>
-          <w:b/>
-          <w:bCs/>
-          <w:sz w:val="22"/>
-          <w:szCs w:val="24"/>
-          <w:lang w:eastAsia="en-US"/>
-        </w:rPr>
-        <w:t>Observability</w:t>
-      </w:r>
-      <w:proofErr w:type="spellEnd"/>
-      <w:r>
-        <w:rPr>
-          <w:rFonts w:ascii="Times New Roman" w:eastAsia="Times New Roman" w:hAnsi="Times New Roman" w:cs="Times New Roman"/>
-          <w:b/>
-          <w:bCs/>
-          <w:sz w:val="22"/>
-          <w:szCs w:val="24"/>
-          <w:lang w:eastAsia="en-US"/>
-        </w:rPr>
-        <w:t xml:space="preserve"> / Quality / Security:</w:t>
+      <w:r>
+        <w:rPr>
+          <w:rFonts w:ascii="Times New Roman" w:eastAsia="Times New Roman" w:hAnsi="Times New Roman" w:cs="Times New Roman"/>
+          <w:b/>
+          <w:bCs/>
+          <w:sz w:val="22"/>
+          <w:szCs w:val="24"/>
+          <w:lang w:eastAsia="en-US"/>
+        </w:rPr>
+        <w:t>Observability / Quality / Security:</w:t>
       </w:r>
       <w:r>
         <w:rPr>
@@ -1448,7 +1301,6 @@
         </w:rPr>
         <w:t xml:space="preserve"> structured logging, </w:t>
       </w:r>
-      <w:proofErr w:type="spellStart"/>
       <w:r>
         <w:rPr>
           <w:rFonts w:ascii="Times New Roman" w:eastAsia="Times New Roman" w:hAnsi="Times New Roman" w:cs="Times New Roman"/>
@@ -1460,7 +1312,6 @@
         </w:rPr>
         <w:t>JUnit</w:t>
       </w:r>
-      <w:proofErr w:type="spellEnd"/>
       <w:r>
         <w:rPr>
           <w:rFonts w:ascii="Times New Roman" w:eastAsia="Times New Roman" w:hAnsi="Times New Roman" w:cs="Times New Roman"/>
@@ -2159,7 +2010,6 @@
         </w:rPr>
         <w:t xml:space="preserve">Optimized reporting endpoints backed by </w:t>
       </w:r>
-      <w:proofErr w:type="spellStart"/>
       <w:r>
         <w:rPr>
           <w:rFonts w:ascii="Times New Roman" w:eastAsia="Times New Roman" w:hAnsi="Times New Roman" w:cs="Times New Roman"/>
@@ -2171,7 +2021,6 @@
         </w:rPr>
         <w:t>PostgreSQL</w:t>
       </w:r>
-      <w:proofErr w:type="spellEnd"/>
       <w:r>
         <w:rPr>
           <w:rFonts w:ascii="Times New Roman" w:eastAsia="Times New Roman" w:hAnsi="Times New Roman" w:cs="Times New Roman"/>
@@ -2403,7 +2252,6 @@
         </w:rPr>
         <w:t xml:space="preserve">Strengthened release confidence through </w:t>
       </w:r>
-      <w:proofErr w:type="spellStart"/>
       <w:r>
         <w:rPr>
           <w:rFonts w:ascii="Times New Roman" w:eastAsia="Times New Roman" w:hAnsi="Times New Roman" w:cs="Times New Roman"/>
@@ -2415,7 +2263,6 @@
         </w:rPr>
         <w:t>JUnit</w:t>
       </w:r>
-      <w:proofErr w:type="spellEnd"/>
       <w:r>
         <w:rPr>
           <w:rFonts w:ascii="Times New Roman" w:eastAsia="Times New Roman" w:hAnsi="Times New Roman" w:cs="Times New Roman"/>
@@ -2560,7 +2407,6 @@
         <w:lastRenderedPageBreak/>
         <w:t xml:space="preserve">Improved deployment consistency by tightening </w:t>
       </w:r>
-      <w:proofErr w:type="spellStart"/>
       <w:r>
         <w:rPr>
           <w:rFonts w:ascii="Times New Roman" w:eastAsia="Times New Roman" w:hAnsi="Times New Roman" w:cs="Times New Roman"/>
@@ -2572,7 +2418,6 @@
         </w:rPr>
         <w:t>Docker</w:t>
       </w:r>
-      <w:proofErr w:type="spellEnd"/>
       <w:r>
         <w:rPr>
           <w:rFonts w:ascii="Times New Roman" w:eastAsia="Times New Roman" w:hAnsi="Times New Roman" w:cs="Times New Roman"/>
@@ -3123,7 +2968,6 @@
         </w:rPr>
         <w:t xml:space="preserve">Improved slower data-heavy screens backed by </w:t>
       </w:r>
-      <w:proofErr w:type="spellStart"/>
       <w:r>
         <w:rPr>
           <w:rFonts w:ascii="Times New Roman" w:eastAsia="Times New Roman" w:hAnsi="Times New Roman" w:cs="Times New Roman"/>
@@ -3135,7 +2979,6 @@
         </w:rPr>
         <w:t>PostgreSQL</w:t>
       </w:r>
-      <w:proofErr w:type="spellEnd"/>
       <w:r>
         <w:rPr>
           <w:rFonts w:ascii="Times New Roman" w:eastAsia="Times New Roman" w:hAnsi="Times New Roman" w:cs="Times New Roman"/>
@@ -3325,27 +3168,7 @@
           <w:szCs w:val="24"/>
           <w:lang w:eastAsia="en-US"/>
         </w:rPr>
-        <w:t xml:space="preserve">Fixed duplicate record creation during unstable network conditions by combining backend </w:t>
-      </w:r>
-      <w:proofErr w:type="spellStart"/>
-      <w:r>
-        <w:rPr>
-          <w:rFonts w:ascii="Times New Roman" w:eastAsia="Times New Roman" w:hAnsi="Times New Roman" w:cs="Times New Roman"/>
-          <w:sz w:val="22"/>
-          <w:szCs w:val="24"/>
-          <w:lang w:eastAsia="en-US"/>
-        </w:rPr>
-        <w:t>deduplication</w:t>
-      </w:r>
-      <w:proofErr w:type="spellEnd"/>
-      <w:r>
-        <w:rPr>
-          <w:rFonts w:ascii="Times New Roman" w:eastAsia="Times New Roman" w:hAnsi="Times New Roman" w:cs="Times New Roman"/>
-          <w:sz w:val="22"/>
-          <w:szCs w:val="24"/>
-          <w:lang w:eastAsia="en-US"/>
-        </w:rPr>
-        <w:t>, safer validation, and clearer UI submission control, resulting in more reliable transactional behavior.</w:t>
+        <w:t>Fixed duplicate record creation during unstable network conditions by combining backend deduplication, safer validation, and clearer UI submission control, resulting in more reliable transactional behavior.</w:t>
       </w:r>
     </w:p>
     <w:p>
@@ -4063,7 +3886,6 @@
         </w:rPr>
         <w:t xml:space="preserve">Added stronger test coverage with </w:t>
       </w:r>
-      <w:proofErr w:type="spellStart"/>
       <w:r>
         <w:rPr>
           <w:rFonts w:ascii="Times New Roman" w:eastAsia="Times New Roman" w:hAnsi="Times New Roman" w:cs="Times New Roman"/>
@@ -4075,7 +3897,6 @@
         </w:rPr>
         <w:t>JUnit</w:t>
       </w:r>
-      <w:proofErr w:type="spellEnd"/>
       <w:r>
         <w:rPr>
           <w:rFonts w:ascii="Times New Roman" w:eastAsia="Times New Roman" w:hAnsi="Times New Roman" w:cs="Times New Roman"/>
@@ -4296,27 +4117,7 @@
           <w:szCs w:val="24"/>
           <w:lang w:eastAsia="en-US"/>
         </w:rPr>
-        <w:t xml:space="preserve">, JSP, JavaScript, </w:t>
-      </w:r>
-      <w:proofErr w:type="spellStart"/>
-      <w:r>
-        <w:rPr>
-          <w:rFonts w:ascii="Times New Roman" w:eastAsia="Times New Roman" w:hAnsi="Times New Roman" w:cs="Times New Roman"/>
-          <w:sz w:val="22"/>
-          <w:szCs w:val="24"/>
-          <w:lang w:eastAsia="en-US"/>
-        </w:rPr>
-        <w:t>jQuery</w:t>
-      </w:r>
-      <w:proofErr w:type="spellEnd"/>
-      <w:r>
-        <w:rPr>
-          <w:rFonts w:ascii="Times New Roman" w:eastAsia="Times New Roman" w:hAnsi="Times New Roman" w:cs="Times New Roman"/>
-          <w:sz w:val="22"/>
-          <w:szCs w:val="24"/>
-          <w:lang w:eastAsia="en-US"/>
-        </w:rPr>
-        <w:t xml:space="preserve">, and </w:t>
+        <w:t xml:space="preserve">, JSP, JavaScript, jQuery, and </w:t>
       </w:r>
       <w:r>
         <w:rPr>
@@ -10533,7 +10334,6 @@
       <w:jc w:val="both"/>
     </w:pPr>
     <w:tblPr>
-      <w:tblInd w:w="0" w:type="dxa"/>
       <w:tblBorders>
         <w:top w:val="single" w:sz="4" w:space="0" w:color="auto"/>
         <w:left w:val="single" w:sz="4" w:space="0" w:color="auto"/>
@@ -10542,12 +10342,6 @@
         <w:insideH w:val="single" w:sz="4" w:space="0" w:color="auto"/>
         <w:insideV w:val="single" w:sz="4" w:space="0" w:color="auto"/>
       </w:tblBorders>
-      <w:tblCellMar>
-        <w:top w:w="0" w:type="dxa"/>
-        <w:left w:w="108" w:type="dxa"/>
-        <w:bottom w:w="0" w:type="dxa"/>
-        <w:right w:w="108" w:type="dxa"/>
-      </w:tblCellMar>
     </w:tblPr>
   </w:style>
   <w:style w:type="character" w:customStyle="1" w:styleId="NormalWebChar">
@@ -10818,7 +10612,6 @@
       <w:jc w:val="both"/>
     </w:pPr>
     <w:tblPr>
-      <w:tblInd w:w="0" w:type="dxa"/>
       <w:tblBorders>
         <w:top w:val="single" w:sz="4" w:space="0" w:color="auto"/>
         <w:left w:val="single" w:sz="4" w:space="0" w:color="auto"/>
@@ -10827,12 +10620,6 @@
         <w:insideH w:val="single" w:sz="4" w:space="0" w:color="auto"/>
         <w:insideV w:val="single" w:sz="4" w:space="0" w:color="auto"/>
       </w:tblBorders>
-      <w:tblCellMar>
-        <w:top w:w="0" w:type="dxa"/>
-        <w:left w:w="108" w:type="dxa"/>
-        <w:bottom w:w="0" w:type="dxa"/>
-        <w:right w:w="108" w:type="dxa"/>
-      </w:tblCellMar>
     </w:tblPr>
   </w:style>
   <w:style w:type="character" w:customStyle="1" w:styleId="NormalWebChar">

--- a/Gabriel/Java Vue/GABRIEL POPA.docx
+++ b/Gabriel/Java Vue/GABRIEL POPA.docx
@@ -176,8 +176,6 @@
         </w:rPr>
         <w:t>, Romania | +40 764309991 | gabrielpdev@outlook.com | https://www.linkedin.com/in/gabriel-popa-12890b414/</w:t>
       </w:r>
-      <w:bookmarkStart w:id="0" w:name="_GoBack"/>
-      <w:bookmarkEnd w:id="0"/>
     </w:p>
     <w:p>
       <w:pPr>
@@ -1527,8 +1525,10 @@
           <w:sz w:val="22"/>
           <w:szCs w:val="28"/>
         </w:rPr>
-        <w:t xml:space="preserve">2024 – </w:t>
-      </w:r>
+        <w:t xml:space="preserve"> </w:t>
+      </w:r>
+      <w:bookmarkStart w:id="0" w:name="_GoBack"/>
+      <w:bookmarkEnd w:id="0"/>
       <w:r>
         <w:rPr>
           <w:rFonts w:asciiTheme="majorBidi" w:hAnsiTheme="majorBidi" w:cstheme="majorBidi"/>
@@ -1536,7 +1536,25 @@
           <w:sz w:val="22"/>
           <w:szCs w:val="28"/>
         </w:rPr>
-        <w:t>Dec 2025)</w:t>
+        <w:t xml:space="preserve">2024 – </w:t>
+      </w:r>
+      <w:r>
+        <w:rPr>
+          <w:rFonts w:asciiTheme="majorBidi" w:hAnsiTheme="majorBidi" w:cstheme="majorBidi"/>
+          <w:i/>
+          <w:sz w:val="22"/>
+          <w:szCs w:val="28"/>
+        </w:rPr>
+        <w:t>May 2026</w:t>
+      </w:r>
+      <w:r>
+        <w:rPr>
+          <w:rFonts w:asciiTheme="majorBidi" w:hAnsiTheme="majorBidi" w:cstheme="majorBidi"/>
+          <w:i/>
+          <w:sz w:val="22"/>
+          <w:szCs w:val="28"/>
+        </w:rPr>
+        <w:t>)</w:t>
       </w:r>
     </w:p>
     <w:p>
@@ -3397,7 +3415,7 @@
           <w:sz w:val="22"/>
           <w:szCs w:val="28"/>
         </w:rPr>
-        <w:t>Sept</w:t>
+        <w:t>Sep</w:t>
       </w:r>
       <w:r>
         <w:rPr>
